--- a/SchoolHub-System-Validation-Report.docx
+++ b/SchoolHub-System-Validation-Report.docx
@@ -86,7 +86,7 @@
         <w:t xml:space="preserve"> </w:t>
       </w:r>
       <w:r>
-        <w:t xml:space="preserve">1.1  · </w:t>
+        <w:t xml:space="preserve">1.2  · </w:t>
       </w:r>
       <w:r>
         <w:t xml:space="preserve"> </w:t>
@@ -102,7 +102,7 @@
         <w:t xml:space="preserve"> </w:t>
       </w:r>
       <w:r>
-        <w:t xml:space="preserve">15 August 2026</w:t>
+        <w:t xml:space="preserve">17 August 2026</w:t>
       </w:r>
       <w:r>
         <w:br/>
@@ -183,7 +183,7 @@
         <w:t xml:space="preserve"> </w:t>
       </w:r>
       <w:r>
-        <w:t xml:space="preserve">(132 cases).</w:t>
+        <w:t xml:space="preserve">(135 cases).</w:t>
       </w:r>
     </w:p>
     <w:bookmarkEnd w:id="20"/>
@@ -960,6 +960,210 @@
           </w:p>
         </w:tc>
       </w:tr>
+      <w:tr>
+        <w:tc>
+          <w:tcPr/>
+          <w:p>
+            <w:pPr>
+              <w:pStyle w:val="Compact"/>
+              <w:jc w:val="left"/>
+            </w:pPr>
+            <w:r>
+              <w:t xml:space="preserve">E6</w:t>
+            </w:r>
+          </w:p>
+        </w:tc>
+        <w:tc>
+          <w:tcPr/>
+          <w:p>
+            <w:pPr>
+              <w:pStyle w:val="Compact"/>
+              <w:jc w:val="left"/>
+            </w:pPr>
+            <w:r>
+              <w:t xml:space="preserve">PDF branding retrofit — trust-acknowledgement &amp; school-report PDFs</w:t>
+            </w:r>
+          </w:p>
+        </w:tc>
+        <w:tc>
+          <w:tcPr/>
+          <w:p>
+            <w:pPr>
+              <w:pStyle w:val="Compact"/>
+              <w:jc w:val="left"/>
+            </w:pPr>
+            <w:r>
+              <w:t xml:space="preserve">Both routes now generate through download governance + the shared</w:t>
+            </w:r>
+            <w:r>
+              <w:t xml:space="preserve"> </w:t>
+            </w:r>
+            <w:r>
+              <w:rPr>
+                <w:rStyle w:val="VerbatimChar"/>
+              </w:rPr>
+              <w:t xml:space="preserve">brandedPdf</w:t>
+            </w:r>
+            <w:r>
+              <w:t xml:space="preserve"> </w:t>
+            </w:r>
+            <w:r>
+              <w:t xml:space="preserve">template (letterhead, metadata block, per-page footer, audit reference); school reports also stamp CSV/Excel; TC-DLG-001</w:t>
+            </w:r>
+          </w:p>
+        </w:tc>
+        <w:tc>
+          <w:tcPr/>
+          <w:p>
+            <w:pPr>
+              <w:pStyle w:val="Compact"/>
+              <w:jc w:val="left"/>
+            </w:pPr>
+            <w:r>
+              <w:t xml:space="preserve">Pass</w:t>
+            </w:r>
+          </w:p>
+        </w:tc>
+      </w:tr>
+      <w:tr>
+        <w:tc>
+          <w:tcPr/>
+          <w:p>
+            <w:pPr>
+              <w:pStyle w:val="Compact"/>
+              <w:jc w:val="left"/>
+            </w:pPr>
+            <w:r>
+              <w:t xml:space="preserve">E2b</w:t>
+            </w:r>
+          </w:p>
+        </w:tc>
+        <w:tc>
+          <w:tcPr/>
+          <w:p>
+            <w:pPr>
+              <w:pStyle w:val="Compact"/>
+              <w:jc w:val="left"/>
+            </w:pPr>
+            <w:r>
+              <w:t xml:space="preserve">Blank-template download route gated on</w:t>
+            </w:r>
+            <w:r>
+              <w:t xml:space="preserve"> </w:t>
+            </w:r>
+            <w:r>
+              <w:rPr>
+                <w:rStyle w:val="VerbatimChar"/>
+              </w:rPr>
+              <w:t xml:space="preserve">import_data</w:t>
+            </w:r>
+          </w:p>
+        </w:tc>
+        <w:tc>
+          <w:tcPr/>
+          <w:p>
+            <w:pPr>
+              <w:pStyle w:val="Compact"/>
+              <w:jc w:val="left"/>
+            </w:pPr>
+            <w:r>
+              <w:t xml:space="preserve">New</w:t>
+            </w:r>
+            <w:r>
+              <w:t xml:space="preserve"> </w:t>
+            </w:r>
+            <w:r>
+              <w:rPr>
+                <w:rStyle w:val="VerbatimChar"/>
+              </w:rPr>
+              <w:t xml:space="preserve">GET …/import/template?type=</w:t>
+            </w:r>
+            <w:r>
+              <w:t xml:space="preserve"> </w:t>
+            </w:r>
+            <w:r>
+              <w:t xml:space="preserve">route serves header + example row per module for any importer (incl. scoped teachers); TC-IMP-007/013</w:t>
+            </w:r>
+          </w:p>
+        </w:tc>
+        <w:tc>
+          <w:tcPr/>
+          <w:p>
+            <w:pPr>
+              <w:pStyle w:val="Compact"/>
+              <w:jc w:val="left"/>
+            </w:pPr>
+            <w:r>
+              <w:t xml:space="preserve">Pass</w:t>
+            </w:r>
+          </w:p>
+        </w:tc>
+      </w:tr>
+      <w:tr>
+        <w:tc>
+          <w:tcPr/>
+          <w:p>
+            <w:pPr>
+              <w:pStyle w:val="Compact"/>
+              <w:jc w:val="left"/>
+            </w:pPr>
+            <w:r>
+              <w:t xml:space="preserve">E3b</w:t>
+            </w:r>
+          </w:p>
+        </w:tc>
+        <w:tc>
+          <w:tcPr/>
+          <w:p>
+            <w:pPr>
+              <w:pStyle w:val="Compact"/>
+              <w:jc w:val="left"/>
+            </w:pPr>
+            <w:r>
+              <w:t xml:space="preserve">Analytics native Excel + branded PDF export</w:t>
+            </w:r>
+          </w:p>
+        </w:tc>
+        <w:tc>
+          <w:tcPr/>
+          <w:p>
+            <w:pPr>
+              <w:pStyle w:val="Compact"/>
+              <w:jc w:val="left"/>
+            </w:pPr>
+            <w:r>
+              <w:t xml:space="preserve">School-analytics overview now exports governed</w:t>
+            </w:r>
+            <w:r>
+              <w:t xml:space="preserve"> </w:t>
+            </w:r>
+            <w:r>
+              <w:rPr>
+                <w:rStyle w:val="VerbatimChar"/>
+              </w:rPr>
+              <w:t xml:space="preserve">.xls</w:t>
+            </w:r>
+            <w:r>
+              <w:t xml:space="preserve"> </w:t>
+            </w:r>
+            <w:r>
+              <w:t xml:space="preserve">(with a “Download info” sheet) and a branded PDF, alongside CSV; TC-ANL-005/006</w:t>
+            </w:r>
+          </w:p>
+        </w:tc>
+        <w:tc>
+          <w:tcPr/>
+          <w:p>
+            <w:pPr>
+              <w:pStyle w:val="Compact"/>
+              <w:jc w:val="left"/>
+            </w:pPr>
+            <w:r>
+              <w:t xml:space="preserve">Pass</w:t>
+            </w:r>
+          </w:p>
+        </w:tc>
+      </w:tr>
     </w:tbl>
     <w:bookmarkEnd w:id="22"/>
     <w:bookmarkStart w:id="23" w:name="defect-fixes-verification-detail"/>
@@ -1090,13 +1294,13 @@
           <w:bCs/>
           <w:b/>
         </w:rPr>
-        <w:t xml:space="preserve">PDF branding (E6):</w:t>
-      </w:r>
-      <w:r>
-        <w:t xml:space="preserve"> </w:t>
-      </w:r>
-      <w:r>
-        <w:t xml:space="preserve">parent report-centre and purchase-order PDFs are already branded; the trust-acknowledgement and school-reports PDFs remain on the legacy generator. Retrofit recipes are documented; the change must be applied where the deep route files are editable (on-computer run).</w:t>
+        <w:t xml:space="preserve">Analytics “time on platform”:</w:t>
+      </w:r>
+      <w:r>
+        <w:t xml:space="preserve"> </w:t>
+      </w:r>
+      <w:r>
+        <w:t xml:space="preserve">not computable from current data (events are recorded without session duration); logins/actions/feature-events are shown as engagement proxies. True time-on-platform needs lightweight session-duration instrumentation.</w:t>
       </w:r>
     </w:p>
     <w:p>
@@ -1112,87 +1316,13 @@
           <w:bCs/>
           <w:b/>
         </w:rPr>
-        <w:t xml:space="preserve">Template-route permission:</w:t>
-      </w:r>
-      <w:r>
-        <w:t xml:space="preserve"> </w:t>
-      </w:r>
-      <w:r>
-        <w:t xml:space="preserve">the blank-template download route still gates on the admin permission; a one-line change to</w:t>
-      </w:r>
-      <w:r>
-        <w:t xml:space="preserve"> </w:t>
-      </w:r>
-      <w:r>
-        <w:rPr>
-          <w:rStyle w:val="VerbatimChar"/>
-        </w:rPr>
-        <w:t xml:space="preserve">IMPORT_DATA</w:t>
-      </w:r>
-      <w:r>
-        <w:t xml:space="preserve"> </w:t>
-      </w:r>
-      <w:r>
-        <w:t xml:space="preserve">is documented (on-computer run).</w:t>
-      </w:r>
-    </w:p>
-    <w:p>
-      <w:pPr>
-        <w:numPr>
-          <w:ilvl w:val="0"/>
-          <w:numId w:val="1002"/>
-        </w:numPr>
-        <w:pStyle w:val="Compact"/>
-      </w:pPr>
-      <w:r>
-        <w:rPr>
-          <w:bCs/>
-          <w:b/>
-        </w:rPr>
-        <w:t xml:space="preserve">Analytics “time on platform”:</w:t>
-      </w:r>
-      <w:r>
-        <w:t xml:space="preserve"> </w:t>
-      </w:r>
-      <w:r>
-        <w:t xml:space="preserve">not computable from current data (events are recorded without session duration); logins/actions/feature-events are shown as engagement proxies. True time-on-platform needs lightweight session-duration instrumentation.</w:t>
-      </w:r>
-    </w:p>
-    <w:p>
-      <w:pPr>
-        <w:numPr>
-          <w:ilvl w:val="0"/>
-          <w:numId w:val="1002"/>
-        </w:numPr>
-        <w:pStyle w:val="Compact"/>
-      </w:pPr>
-      <w:r>
-        <w:rPr>
-          <w:bCs/>
-          <w:b/>
-        </w:rPr>
-        <w:t xml:space="preserve">Analytics export:</w:t>
-      </w:r>
-      <w:r>
-        <w:t xml:space="preserve"> </w:t>
-      </w:r>
-      <w:r>
-        <w:t xml:space="preserve">CSV (governed) is provided now; native</w:t>
-      </w:r>
-      <w:r>
-        <w:t xml:space="preserve"> </w:t>
-      </w:r>
-      <w:r>
-        <w:rPr>
-          <w:rStyle w:val="VerbatimChar"/>
-        </w:rPr>
-        <w:t xml:space="preserve">.xlsx</w:t>
-      </w:r>
-      <w:r>
-        <w:t xml:space="preserve"> </w:t>
-      </w:r>
-      <w:r>
-        <w:t xml:space="preserve">and branded-PDF export are outstanding.</w:t>
+        <w:t xml:space="preserve">Teacher import modules:</w:t>
+      </w:r>
+      <w:r>
+        <w:t xml:space="preserve"> </w:t>
+      </w:r>
+      <w:r>
+        <w:t xml:space="preserve">teacher-scoped import currently covers attendance, behaviour and pupil reports; extending scoped import to class timetables/clubs needs a scoping-semantics decision (these are class-level rather than pupil-level) and is deferred.</w:t>
       </w:r>
     </w:p>
     <w:p>

--- a/SchoolHub-System-Validation-Report.docx
+++ b/SchoolHub-System-Validation-Report.docx
@@ -86,7 +86,7 @@
         <w:t xml:space="preserve"> </w:t>
       </w:r>
       <w:r>
-        <w:t xml:space="preserve">1.2  · </w:t>
+        <w:t xml:space="preserve">1.3  · </w:t>
       </w:r>
       <w:r>
         <w:t xml:space="preserve"> </w:t>
@@ -102,7 +102,7 @@
         <w:t xml:space="preserve"> </w:t>
       </w:r>
       <w:r>
-        <w:t xml:space="preserve">17 August 2026</w:t>
+        <w:t xml:space="preserve">20 August 2026</w:t>
       </w:r>
       <w:r>
         <w:br/>
@@ -183,7 +183,7 @@
         <w:t xml:space="preserve"> </w:t>
       </w:r>
       <w:r>
-        <w:t xml:space="preserve">(135 cases).</w:t>
+        <w:t xml:space="preserve">(144 cases).</w:t>
       </w:r>
     </w:p>
     <w:bookmarkEnd w:id="20"/>
@@ -1164,6 +1164,171 @@
           </w:p>
         </w:tc>
       </w:tr>
+      <w:tr>
+        <w:tc>
+          <w:tcPr/>
+          <w:p>
+            <w:pPr>
+              <w:pStyle w:val="Compact"/>
+              <w:jc w:val="left"/>
+            </w:pPr>
+            <w:r>
+              <w:t xml:space="preserve">Bug</w:t>
+            </w:r>
+          </w:p>
+        </w:tc>
+        <w:tc>
+          <w:tcPr/>
+          <w:p>
+            <w:pPr>
+              <w:pStyle w:val="Compact"/>
+              <w:jc w:val="left"/>
+            </w:pPr>
+            <w:r>
+              <w:t xml:space="preserve">Attendance not visible in Teacher Portal</w:t>
+            </w:r>
+          </w:p>
+        </w:tc>
+        <w:tc>
+          <w:tcPr/>
+          <w:p>
+            <w:pPr>
+              <w:pStyle w:val="Compact"/>
+              <w:jc w:val="left"/>
+            </w:pPr>
+            <w:r>
+              <w:t xml:space="preserve">Root cause: the teacher UI called</w:t>
+            </w:r>
+            <w:r>
+              <w:t xml:space="preserve"> </w:t>
+            </w:r>
+            <w:r>
+              <w:rPr>
+                <w:rStyle w:val="VerbatimChar"/>
+              </w:rPr>
+              <w:t xml:space="preserve">/api/teacher/*</w:t>
+            </w:r>
+            <w:r>
+              <w:t xml:space="preserve"> </w:t>
+            </w:r>
+            <w:r>
+              <w:t xml:space="preserve">routes that did not exist. Created 8 scope-guarded routes (attendance register + records, pupil detail, behaviour, timetable, calendar, trips, history, context); TC-TCH-005…008</w:t>
+            </w:r>
+          </w:p>
+        </w:tc>
+        <w:tc>
+          <w:tcPr/>
+          <w:p>
+            <w:pPr>
+              <w:pStyle w:val="Compact"/>
+              <w:jc w:val="left"/>
+            </w:pPr>
+            <w:r>
+              <w:t xml:space="preserve">Fixed</w:t>
+            </w:r>
+          </w:p>
+        </w:tc>
+      </w:tr>
+      <w:tr>
+        <w:tc>
+          <w:tcPr/>
+          <w:p>
+            <w:pPr>
+              <w:pStyle w:val="Compact"/>
+              <w:jc w:val="left"/>
+            </w:pPr>
+            <w:r>
+              <w:t xml:space="preserve">Feat</w:t>
+            </w:r>
+          </w:p>
+        </w:tc>
+        <w:tc>
+          <w:tcPr/>
+          <w:p>
+            <w:pPr>
+              <w:pStyle w:val="Compact"/>
+              <w:jc w:val="left"/>
+            </w:pPr>
+            <w:r>
+              <w:t xml:space="preserve">Attendance filtering across web portals</w:t>
+            </w:r>
+          </w:p>
+        </w:tc>
+        <w:tc>
+          <w:tcPr/>
+          <w:p>
+            <w:pPr>
+              <w:pStyle w:val="Compact"/>
+              <w:jc w:val="left"/>
+            </w:pPr>
+            <w:r>
+              <w:t xml:space="preserve">Admin (added Quarter + Session + Student), teacher Records view, and a new filterable parent Attendance tab — all with student/day/week/month/quarter/term/year/status/session; TC-ATT-006, TC-TCH-006, TC-PAR-006</w:t>
+            </w:r>
+          </w:p>
+        </w:tc>
+        <w:tc>
+          <w:tcPr/>
+          <w:p>
+            <w:pPr>
+              <w:pStyle w:val="Compact"/>
+              <w:jc w:val="left"/>
+            </w:pPr>
+            <w:r>
+              <w:t xml:space="preserve">Pass</w:t>
+            </w:r>
+          </w:p>
+        </w:tc>
+      </w:tr>
+      <w:tr>
+        <w:tc>
+          <w:tcPr/>
+          <w:p>
+            <w:pPr>
+              <w:pStyle w:val="Compact"/>
+              <w:jc w:val="left"/>
+            </w:pPr>
+            <w:r>
+              <w:t xml:space="preserve">Feat</w:t>
+            </w:r>
+          </w:p>
+        </w:tc>
+        <w:tc>
+          <w:tcPr/>
+          <w:p>
+            <w:pPr>
+              <w:pStyle w:val="Compact"/>
+              <w:jc w:val="left"/>
+            </w:pPr>
+            <w:r>
+              <w:t xml:space="preserve">Clubs &amp; Activities import + templates</w:t>
+            </w:r>
+          </w:p>
+        </w:tc>
+        <w:tc>
+          <w:tcPr/>
+          <w:p>
+            <w:pPr>
+              <w:pStyle w:val="Compact"/>
+              <w:jc w:val="left"/>
+            </w:pPr>
+            <w:r>
+              <w:t xml:space="preserve">Replaced the legacy paste-only importer with the validated engine: CSV + Excel templates (with a Field-guide sheet), per-row validation, list refresh; TC-CLB-001…003</w:t>
+            </w:r>
+          </w:p>
+        </w:tc>
+        <w:tc>
+          <w:tcPr/>
+          <w:p>
+            <w:pPr>
+              <w:pStyle w:val="Compact"/>
+              <w:jc w:val="left"/>
+            </w:pPr>
+            <w:r>
+              <w:t xml:space="preserve">Pass</w:t>
+            </w:r>
+          </w:p>
+        </w:tc>
+      </w:tr>
     </w:tbl>
     <w:bookmarkEnd w:id="22"/>
     <w:bookmarkStart w:id="23" w:name="defect-fixes-verification-detail"/>
@@ -1382,6 +1547,65 @@
       </w:r>
       <w:r>
         <w:t xml:space="preserve">the React Native app uses a native text composer; full rich-formatting parity would require an RN rich-text library.</w:t>
+      </w:r>
+    </w:p>
+    <w:p>
+      <w:pPr>
+        <w:numPr>
+          <w:ilvl w:val="0"/>
+          <w:numId w:val="1002"/>
+        </w:numPr>
+        <w:pStyle w:val="Compact"/>
+      </w:pPr>
+      <w:r>
+        <w:rPr>
+          <w:bCs/>
+          <w:b/>
+        </w:rPr>
+        <w:t xml:space="preserve">Mobile attendance filtering:</w:t>
+      </w:r>
+      <w:r>
+        <w:t xml:space="preserve"> </w:t>
+      </w:r>
+      <w:r>
+        <w:t xml:space="preserve">the RN app reads attendance from bundled demo data, not the live API; wiring it to the endpoints and adding the same filters is deferred to after the Sep 1 2026 Expo build reset.</w:t>
+      </w:r>
+    </w:p>
+    <w:p>
+      <w:pPr>
+        <w:numPr>
+          <w:ilvl w:val="0"/>
+          <w:numId w:val="1002"/>
+        </w:numPr>
+        <w:pStyle w:val="Compact"/>
+      </w:pPr>
+      <w:r>
+        <w:rPr>
+          <w:bCs/>
+          <w:b/>
+        </w:rPr>
+        <w:t xml:space="preserve">Other Parent Portal tabs (observation):</w:t>
+      </w:r>
+      <w:r>
+        <w:t xml:space="preserve"> </w:t>
+      </w:r>
+      <w:r>
+        <w:t xml:space="preserve">the same missing-route pattern that caused the teacher attendance bug also affects several parent tabs (Profile, Behaviour, Homework, etc.), which call a</w:t>
+      </w:r>
+      <w:r>
+        <w:t xml:space="preserve"> </w:t>
+      </w:r>
+      <w:r>
+        <w:rPr>
+          <w:rStyle w:val="VerbatimChar"/>
+        </w:rPr>
+        <w:t xml:space="preserve">/api/parent/child</w:t>
+      </w:r>
+      <w:r>
+        <w:t xml:space="preserve"> </w:t>
+      </w:r>
+      <w:r>
+        <w:t xml:space="preserve">route that does not yet exist. The new parent Attendance tab is self-contained and works; wiring the remaining parent tabs is a recommended follow-up outside this package.</w:t>
       </w:r>
     </w:p>
     <w:bookmarkEnd w:id="24"/>

--- a/SchoolHub-System-Validation-Report.docx
+++ b/SchoolHub-System-Validation-Report.docx
@@ -86,7 +86,7 @@
         <w:t xml:space="preserve"> </w:t>
       </w:r>
       <w:r>
-        <w:t xml:space="preserve">1.3  · </w:t>
+        <w:t xml:space="preserve">1.4  · </w:t>
       </w:r>
       <w:r>
         <w:t xml:space="preserve"> </w:t>
@@ -102,7 +102,7 @@
         <w:t xml:space="preserve"> </w:t>
       </w:r>
       <w:r>
-        <w:t xml:space="preserve">20 August 2026</w:t>
+        <w:t xml:space="preserve">22 August 2026</w:t>
       </w:r>
       <w:r>
         <w:br/>
@@ -151,7 +151,7 @@
         <w:pStyle w:val="FirstParagraph"/>
       </w:pPr>
       <w:r>
-        <w:t xml:space="preserve">This report records the validation of the enhancements and defect fixes delivered in the August 2026 work package (Phases 1–3 of the enhancements backlog plus two reported production bugs). It supersedes version 1.0 by adding the new features below. System-wide functional coverage remains as described in the accompanying</w:t>
+        <w:t xml:space="preserve">This report records the validation of the enhancements and defect fixes delivered in the August 2026 work package (Phases 1–3 of the enhancements backlog plus two reported production bugs). It supersedes version 1.0 by adding the new features below, and version 1.4 adds the 22 August travel-log crash fix and the downloadable report-PDF upgrade (full provenance metadata, real tables/rich text, embedded school logo). System-wide functional coverage remains as described in the accompanying</w:t>
       </w:r>
       <w:r>
         <w:t xml:space="preserve"> </w:t>
@@ -183,7 +183,7 @@
         <w:t xml:space="preserve"> </w:t>
       </w:r>
       <w:r>
-        <w:t xml:space="preserve">(144 cases).</w:t>
+        <w:t xml:space="preserve">(148 cases).</w:t>
       </w:r>
     </w:p>
     <w:bookmarkEnd w:id="20"/>
@@ -1329,6 +1329,145 @@
           </w:p>
         </w:tc>
       </w:tr>
+      <w:tr>
+        <w:tc>
+          <w:tcPr/>
+          <w:p>
+            <w:pPr>
+              <w:pStyle w:val="Compact"/>
+              <w:jc w:val="left"/>
+            </w:pPr>
+            <w:r>
+              <w:t xml:space="preserve">Bug</w:t>
+            </w:r>
+          </w:p>
+        </w:tc>
+        <w:tc>
+          <w:tcPr/>
+          <w:p>
+            <w:pPr>
+              <w:pStyle w:val="Compact"/>
+              <w:jc w:val="left"/>
+            </w:pPr>
+            <w:r>
+              <w:t xml:space="preserve">Travel logs page client-side exception</w:t>
+            </w:r>
+          </w:p>
+        </w:tc>
+        <w:tc>
+          <w:tcPr/>
+          <w:p>
+            <w:pPr>
+              <w:pStyle w:val="Compact"/>
+              <w:jc w:val="left"/>
+            </w:pPr>
+            <w:r>
+              <w:t xml:space="preserve">Root cause:</w:t>
+            </w:r>
+            <w:r>
+              <w:t xml:space="preserve"> </w:t>
+            </w:r>
+            <w:r>
+              <w:rPr>
+                <w:rStyle w:val="VerbatimChar"/>
+              </w:rPr>
+              <w:t xml:space="preserve">TMTravelLogs</w:t>
+            </w:r>
+            <w:r>
+              <w:t xml:space="preserve"> </w:t>
+            </w:r>
+            <w:r>
+              <w:t xml:space="preserve">called an undefined</w:t>
+            </w:r>
+            <w:r>
+              <w:t xml:space="preserve"> </w:t>
+            </w:r>
+            <w:r>
+              <w:rPr>
+                <w:rStyle w:val="VerbatimChar"/>
+              </w:rPr>
+              <w:t xml:space="preserve">pad2</w:t>
+            </w:r>
+            <w:r>
+              <w:t xml:space="preserve"> </w:t>
+            </w:r>
+            <w:r>
+              <w:t xml:space="preserve">time helper on mount, throwing and tripping the error boundary. Helper defined at module scope; page mounts and renders HH:MM timestamps; TC-DRV-005</w:t>
+            </w:r>
+          </w:p>
+        </w:tc>
+        <w:tc>
+          <w:tcPr/>
+          <w:p>
+            <w:pPr>
+              <w:pStyle w:val="Compact"/>
+              <w:jc w:val="left"/>
+            </w:pPr>
+            <w:r>
+              <w:t xml:space="preserve">Fixed</w:t>
+            </w:r>
+          </w:p>
+        </w:tc>
+      </w:tr>
+      <w:tr>
+        <w:tc>
+          <w:tcPr/>
+          <w:p>
+            <w:pPr>
+              <w:pStyle w:val="Compact"/>
+              <w:jc w:val="left"/>
+            </w:pPr>
+            <w:r>
+              <w:t xml:space="preserve">Feat</w:t>
+            </w:r>
+          </w:p>
+        </w:tc>
+        <w:tc>
+          <w:tcPr/>
+          <w:p>
+            <w:pPr>
+              <w:pStyle w:val="Compact"/>
+              <w:jc w:val="left"/>
+            </w:pPr>
+            <w:r>
+              <w:t xml:space="preserve">Report PDF upgrade — full metadata, rich text/tables, embedded logo</w:t>
+            </w:r>
+          </w:p>
+        </w:tc>
+        <w:tc>
+          <w:tcPr/>
+          <w:p>
+            <w:pPr>
+              <w:pStyle w:val="Compact"/>
+              <w:jc w:val="left"/>
+            </w:pPr>
+            <w:r>
+              <w:t xml:space="preserve">Report export route wired to the shared branded document renderer (</w:t>
+            </w:r>
+            <w:r>
+              <w:rPr>
+                <w:rStyle w:val="VerbatimChar"/>
+              </w:rPr>
+              <w:t xml:space="preserve">brandedDocPdf</w:t>
+            </w:r>
+            <w:r>
+              <w:t xml:space="preserve">): metadata block (who generated / date / time / school / role / audit reference), bold headings, real bordered tables with a repeating header row, bullets, and the school logo resolved from PNG/JPEG/URL and placed top-right without overlapping the header rule; TC-DLG-006/007/008</w:t>
+            </w:r>
+          </w:p>
+        </w:tc>
+        <w:tc>
+          <w:tcPr/>
+          <w:p>
+            <w:pPr>
+              <w:pStyle w:val="Compact"/>
+              <w:jc w:val="left"/>
+            </w:pPr>
+            <w:r>
+              <w:t xml:space="preserve">Pass</w:t>
+            </w:r>
+          </w:p>
+        </w:tc>
+      </w:tr>
     </w:tbl>
     <w:bookmarkEnd w:id="22"/>
     <w:bookmarkStart w:id="23" w:name="defect-fixes-verification-detail"/>
@@ -1434,6 +1573,117 @@
       </w:r>
       <w:r>
         <w:t xml:space="preserve">string) and a Day/Week/Month/Term/Year filter now surface all marks; verified imported marks appear when the matching range is selected.</w:t>
+      </w:r>
+    </w:p>
+    <w:p>
+      <w:pPr>
+        <w:pStyle w:val="BodyText"/>
+      </w:pPr>
+      <w:r>
+        <w:rPr>
+          <w:bCs/>
+          <w:b/>
+        </w:rPr>
+        <w:t xml:space="preserve">Travel logs crash.</w:t>
+      </w:r>
+      <w:r>
+        <w:t xml:space="preserve"> </w:t>
+      </w:r>
+      <w:r>
+        <w:t xml:space="preserve">Opening the Travel logs page (School-Admin / Transport-Manager) produced “Application error: a client-side exception has occurred”. The component formatted journey times with a</w:t>
+      </w:r>
+      <w:r>
+        <w:t xml:space="preserve"> </w:t>
+      </w:r>
+      <w:r>
+        <w:rPr>
+          <w:rStyle w:val="VerbatimChar"/>
+        </w:rPr>
+        <w:t xml:space="preserve">pad2</w:t>
+      </w:r>
+      <w:r>
+        <w:t xml:space="preserve"> </w:t>
+      </w:r>
+      <w:r>
+        <w:t xml:space="preserve">helper that was referenced on mount but never declared, so the render threw immediately and React fell back to the error boundary. Defining</w:t>
+      </w:r>
+      <w:r>
+        <w:t xml:space="preserve"> </w:t>
+      </w:r>
+      <w:r>
+        <w:rPr>
+          <w:rStyle w:val="VerbatimChar"/>
+        </w:rPr>
+        <w:t xml:space="preserve">pad2</w:t>
+      </w:r>
+      <w:r>
+        <w:t xml:space="preserve"> </w:t>
+      </w:r>
+      <w:r>
+        <w:t xml:space="preserve">(</w:t>
+      </w:r>
+      <w:r>
+        <w:rPr>
+          <w:rStyle w:val="VerbatimChar"/>
+        </w:rPr>
+        <w:t xml:space="preserve">n =&gt; String(n).padStart(2, "0")</w:t>
+      </w:r>
+      <w:r>
+        <w:t xml:space="preserve">) at module scope resolves it; the page now mounts and renders timestamps. A related latent guard was noted for the driver-logs session cell (handled by the null-session graceful-degradation case, TC-DRV-004).</w:t>
+      </w:r>
+    </w:p>
+    <w:p>
+      <w:pPr>
+        <w:pStyle w:val="BodyText"/>
+      </w:pPr>
+      <w:r>
+        <w:rPr>
+          <w:bCs/>
+          <w:b/>
+        </w:rPr>
+        <w:t xml:space="preserve">Report PDF provenance, layout &amp; logo.</w:t>
+      </w:r>
+      <w:r>
+        <w:t xml:space="preserve"> </w:t>
+      </w:r>
+      <w:r>
+        <w:t xml:space="preserve">Report exports were previously produced by a plain text-to-PDF path, so downloads lacked provenance, showed tables as flat “a | b | c” lines, and carried no logo. The export route now calls</w:t>
+      </w:r>
+      <w:r>
+        <w:t xml:space="preserve"> </w:t>
+      </w:r>
+      <w:r>
+        <w:rPr>
+          <w:rStyle w:val="VerbatimChar"/>
+        </w:rPr>
+        <w:t xml:space="preserve">brandedDocPdf</w:t>
+      </w:r>
+      <w:r>
+        <w:t xml:space="preserve"> </w:t>
+      </w:r>
+      <w:r>
+        <w:t xml:space="preserve">with blocks derived from the report (</w:t>
+      </w:r>
+      <w:r>
+        <w:rPr>
+          <w:rStyle w:val="VerbatimChar"/>
+        </w:rPr>
+        <w:t xml:space="preserve">reportToBlocks</w:t>
+      </w:r>
+      <w:r>
+        <w:t xml:space="preserve">). Verification rendered representative multi-page reports locally (to PNG via</w:t>
+      </w:r>
+      <w:r>
+        <w:t xml:space="preserve"> </w:t>
+      </w:r>
+      <w:r>
+        <w:rPr>
+          <w:rStyle w:val="VerbatimChar"/>
+        </w:rPr>
+        <w:t xml:space="preserve">pdftoppm</w:t>
+      </w:r>
+      <w:r>
+        <w:t xml:space="preserve">) and confirmed: the metadata block lists who downloaded it plus date/time/school/role/audit reference; summary metrics and detail render as bordered tables with a bold header row that repeats on page breaks; and the school logo — supplied as a data URL, an uploaded PNG/JPEG, or a web URL (fetched with a 2 MB cap; PNG transparency flattened over white) — embeds in a top-right box above the header divider without overlapping the title or rule. When no logo is configured the PDF still generates cleanly.</w:t>
       </w:r>
     </w:p>
     <w:bookmarkEnd w:id="23"/>
